--- a/core/Шаблоны/Психология_ДРО_с_итогом.docx
+++ b/core/Шаблоны/Психология_ДРО_с_итогом.docx
@@ -1049,6 +1049,11 @@
           <w:szCs w:val="28"/>
         </w:rPr>
         <w:t>кандидат медицинских наук                                       А.В. Майдан</w:t>
+      </w:r>
+    </w:p>
+    <w:p>
+      <w:r>
+        <w:t xml:space="preserve">{{ факсимиле_директор }} М.П. {{ факсимиле_печать }}</w:t>
       </w:r>
     </w:p>
     <w:p>
